--- a/job-prep-docs/SONAAL_TOPNO_Resume.docx
+++ b/job-prep-docs/SONAAL_TOPNO_Resume.docx
@@ -253,7 +253,7 @@
                 <w:color w:val="5A6578"/>
                 <w:sz w:val="20"/>
               </w:rPr>
-              <w:t>07/2022 - Present</w:t>
+              <w:t>07/2022 - 10/09/2026</w:t>
             </w:r>
           </w:p>
         </w:tc>
@@ -286,7 +286,7 @@
           <w:color w:val="5A6578"/>
           <w:sz w:val="21"/>
         </w:rPr>
-        <w:t>Marketing &amp; Insights — Sportsbet, APAC (10/2025 - Present)</w:t>
+        <w:t>Marketing &amp; Insights — Sportsbet, APAC (10/2025 - 10/09/2026)</w:t>
       </w:r>
     </w:p>
     <w:p>

--- a/job-prep-docs/SONAAL_TOPNO_Resume.docx
+++ b/job-prep-docs/SONAAL_TOPNO_Resume.docx
@@ -76,7 +76,7 @@
           <w:i w:val="0"/>
           <w:sz w:val="21"/>
         </w:rPr>
-        <w:t>Senior Business Consultant with 10+ years delivering high-ROI outcomes through advanced analytics, machine learning, and automation. At Flutter Entertainment Group, currently deployed to Sportsbet (Melbourne) for marketing &amp; insights analytics, building on Junglee Games India track record: 21% churn reduction, 4.2% NGR lift, and 84%-accuracy fraud detection. Previously led analytics at Ipsos (30% marketing cost reduction) and co-founded an ed-tech startup (1M+ downloads). Combines AI-assisted tooling (Cursor, MCP, LLM workflows) with executive-ready recommendations.</w:t>
+        <w:t>I am an analytics and business consulting professional with 10+ years of experience helping organizations turn data into growth, efficiency, and better decisions. An IIT Roorkee graduate, I bring together strong quantitative skills—SQL, Python, machine learning, and experimentation—with the ability to work with leaders on KPIs, strategy, and execution. My background spans market research, consumer digital platforms, and high-velocity regulated industries, including team leadership, product and marketing analytics, and end-to-end work from insight to implementation. I have co-founded a technology startup, led analyst teams, and delivered measurable impact in areas such as retention, revenue optimization, fraud and risk analytics, and campaign performance. I am proactive, self-directed, and comfortable in fast-paced, cross-functional settings. I communicate clearly with technical and non-technical stakeholders and stay current with modern analytics practices, including AI-assisted development and automation, to deliver practical outcomes—not just analysis.</w:t>
       </w:r>
     </w:p>
     <w:p>

--- a/job-prep-docs/SONAAL_TOPNO_Resume.docx
+++ b/job-prep-docs/SONAAL_TOPNO_Resume.docx
@@ -76,7 +76,7 @@
           <w:i w:val="0"/>
           <w:sz w:val="21"/>
         </w:rPr>
-        <w:t>I am an analytics and business consulting professional with 10+ years of experience helping organizations turn data into growth, efficiency, and better decisions. An IIT Roorkee graduate, I bring together strong quantitative skills—SQL, Python, machine learning, and experimentation—with the ability to work with leaders on KPIs, strategy, and execution. My background spans market research, consumer digital platforms, and high-velocity regulated industries, including team leadership, product and marketing analytics, and end-to-end work from insight to implementation. I have co-founded a technology startup, led analyst teams, and delivered measurable impact in areas such as retention, revenue optimization, fraud and risk analytics, and campaign performance. I am proactive, self-directed, and comfortable in fast-paced, cross-functional settings. I communicate clearly with technical and non-technical stakeholders and stay current with modern analytics practices, including AI-assisted development and automation, to deliver practical outcomes—not just analysis.</w:t>
+        <w:t>Analytics and business consulting professional with 10+ years turning data into growth, retention, and operational decisions. IIT Roorkee graduate; skilled in SQL, Python, machine learning, A/B testing, and BI (Power BI, Tableau). Experience across market research, consumer digital platforms, and regulated industries—team leadership, experimentation, predictive models, and stakeholder-ready insights. Proactive, cross-functional collaborator; focused on practical outcomes and modern analytics including AI-assisted workflows.</w:t>
       </w:r>
     </w:p>
     <w:p>

--- a/job-prep-docs/SONAAL_TOPNO_Resume.docx
+++ b/job-prep-docs/SONAAL_TOPNO_Resume.docx
@@ -76,7 +76,7 @@
           <w:i w:val="0"/>
           <w:sz w:val="21"/>
         </w:rPr>
-        <w:t>Analytics and business consulting professional with 10+ years turning data into growth, retention, and operational decisions. IIT Roorkee graduate; skilled in SQL, Python, machine learning, A/B testing, and BI (Power BI, Tableau). Experience across market research, consumer digital platforms, and regulated industries—team leadership, experimentation, predictive models, and stakeholder-ready insights. Proactive, cross-functional collaborator; focused on practical outcomes and modern analytics including AI-assisted workflows.</w:t>
+        <w:t>Senior Business Consultant with 10+ years driving revenue, retention, and risk outcomes across gaming, market research, and consumer digital platforms. Skilled in SQL, Python, A/B testing, machine learning, and Power BI/Tableau; delivered 21% churn reduction, 4.2% NGR lift, and 30% marketing cost savings through segmentation, experimentation, and predictive models. IIT Roorkee graduate who leads cross-functional analytics teams and accelerates insight-to-action with AI-assisted analytics delivery.</w:t>
       </w:r>
     </w:p>
     <w:p>

--- a/job-prep-docs/SONAAL_TOPNO_Resume.docx
+++ b/job-prep-docs/SONAAL_TOPNO_Resume.docx
@@ -76,7 +76,7 @@
           <w:i w:val="0"/>
           <w:sz w:val="21"/>
         </w:rPr>
-        <w:t>Senior Business Consultant with 10+ years driving revenue, retention, and risk outcomes across gaming, market research, and consumer digital platforms. Skilled in SQL, Python, A/B testing, machine learning, and Power BI/Tableau; delivered 21% churn reduction, 4.2% NGR lift, and 30% marketing cost savings through segmentation, experimentation, and predictive models. IIT Roorkee graduate who leads cross-functional analytics teams and accelerates insight-to-action with AI-assisted analytics delivery.</w:t>
+        <w:t>Senior Business Consultant with 10+ years driving revenue, retention, and risk outcomes across gaming, market research, and consumer digital platforms. Skilled in SQL, Python, A/B testing, machine learning, and Power BI/Tableau; applies segmentation, experimentation, and predictive models to support growth, efficiency, and risk decisions. IIT Roorkee graduate who leads cross-functional analytics teams and accelerates insight-to-action with AI-assisted analytics delivery.</w:t>
       </w:r>
     </w:p>
     <w:p>

--- a/job-prep-docs/SONAAL_TOPNO_Resume.docx
+++ b/job-prep-docs/SONAAL_TOPNO_Resume.docx
@@ -76,7 +76,7 @@
           <w:i w:val="0"/>
           <w:sz w:val="21"/>
         </w:rPr>
-        <w:t>Senior Business Consultant with 10+ years driving revenue, retention, and risk outcomes across gaming, market research, and consumer digital platforms. Skilled in SQL, Python, A/B testing, machine learning, and Power BI/Tableau; applies segmentation, experimentation, and predictive models to support growth, efficiency, and risk decisions. IIT Roorkee graduate who leads cross-functional analytics teams and accelerates insight-to-action with AI-assisted analytics delivery.</w:t>
+        <w:t>Senior Business Consultant with 10+ years in customer analytics, growth strategy, and consumer insights across gaming, market research, and consumer digital platforms. IIT Roorkee graduate who delivers actionable recommendations through SQL, Python, predictive modelling, experimentation, and BI (Power BI, Tableau), partnering with product, marketing, and commercial leaders from brief to measurement. Architects AI-assisted workflows with Cursor, GitHub Copilot, and Claude—using MCP to connect monday.com intakes, Databricks SQL, and LLMs so context, governed data pulls, analysis, and structured replies flow back into business systems as a repeatable pipeline. Leads cross-functional analytics teams with a focus on rigour, automation at scale, and executive-ready communication.</w:t>
       </w:r>
     </w:p>
     <w:p>

--- a/job-prep-docs/SONAAL_TOPNO_Resume.docx
+++ b/job-prep-docs/SONAAL_TOPNO_Resume.docx
@@ -76,7 +76,7 @@
           <w:i w:val="0"/>
           <w:sz w:val="21"/>
         </w:rPr>
-        <w:t>Senior Business Consultant with 10+ years in customer analytics, growth strategy, and consumer insights across gaming, market research, and consumer digital platforms. IIT Roorkee graduate who delivers actionable recommendations through SQL, Python, predictive modelling, experimentation, and BI (Power BI, Tableau), partnering with product, marketing, and commercial leaders from brief to measurement. Architects AI-assisted workflows with Cursor, GitHub Copilot, and Claude—using MCP to connect monday.com intakes, Databricks SQL, and LLMs so context, governed data pulls, analysis, and structured replies flow back into business systems as a repeatable pipeline. Leads cross-functional analytics teams with a focus on rigour, automation at scale, and executive-ready communication.</w:t>
+        <w:t>Senior Business Consultant and Data Science professional with 10+ years of experience across customer analytics, marketing insights, growth strategy, and consumer digital businesses. Partners with marketing, product, and commercial leaders to frame business problems, define metrics, analyse performance, run experiments, and translate data into actionable decisions. Hands-on expertise in SQL, Python, predictive modelling, experimentation, and Power BI/Tableau. Experienced in AI-assisted analytics and automation using Cursor, GitHub Copilot, Claude, MCP integrations, and LLM workflows to accelerate data exploration, SQL development, insight synthesis, internal tools, and recurring reporting. Combines strategic consulting with hands-on technical delivery to improve decision-making and reduce manual effort.</w:t>
       </w:r>
     </w:p>
     <w:p>
